--- a/backend/transaction-service/src/main/resources/template/phieu-xuat-kho-theo-thong-tu-99.docx
+++ b/backend/transaction-service/src/main/resources/template/phieu-xuat-kho-theo-thong-tu-99.docx
@@ -192,7 +192,7 @@
           <w:i/>
           <w:sz w:val="20"/>
         </w:rPr>
-        <w:t xml:space="preserve">Ngày.... tháng..... năm </w:t>
+        <w:t>Ngày</w:t>
       </w:r>
       <w:r>
         <w:rPr>
@@ -200,7 +200,39 @@
           <w:i/>
           <w:sz w:val="20"/>
         </w:rPr>
-        <w:t>……</w:t>
+        <w:t xml:space="preserve"> {{day}}</w:t>
+      </w:r>
+      <w:r>
+        <w:rPr>
+          <w:rFonts w:ascii="Arial" w:hAnsi="Arial" w:cs="Arial"/>
+          <w:i/>
+          <w:sz w:val="20"/>
+        </w:rPr>
+        <w:t xml:space="preserve"> tháng</w:t>
+      </w:r>
+      <w:r>
+        <w:rPr>
+          <w:rFonts w:ascii="Arial" w:hAnsi="Arial" w:cs="Arial"/>
+          <w:i/>
+          <w:sz w:val="20"/>
+        </w:rPr>
+        <w:t xml:space="preserve"> {{month}}</w:t>
+      </w:r>
+      <w:r>
+        <w:rPr>
+          <w:rFonts w:ascii="Arial" w:hAnsi="Arial" w:cs="Arial"/>
+          <w:i/>
+          <w:sz w:val="20"/>
+        </w:rPr>
+        <w:t xml:space="preserve"> nă</w:t>
+      </w:r>
+      <w:r>
+        <w:rPr>
+          <w:rFonts w:ascii="Arial" w:hAnsi="Arial" w:cs="Arial"/>
+          <w:i/>
+          <w:sz w:val="20"/>
+        </w:rPr>
+        <w:t>m {{year}}</w:t>
       </w:r>
     </w:p>
     <w:p>
@@ -407,7 +439,6 @@
           <w:rFonts w:ascii="Arial" w:hAnsi="Arial" w:cs="Arial"/>
           <w:sz w:val="20"/>
           <w:szCs w:val="20"/>
-          <w:lang w:val="en-US"/>
         </w:rPr>
       </w:pPr>
       <w:r>
@@ -436,7 +467,14 @@
           <w:rFonts w:ascii="Arial" w:hAnsi="Arial" w:cs="Arial"/>
           <w:sz w:val="20"/>
         </w:rPr>
-        <w:t>………………………………….. Đ</w:t>
+        <w:t xml:space="preserve">{{transaction.warehouseName}} </w:t>
+      </w:r>
+      <w:r>
+        <w:rPr>
+          <w:rFonts w:ascii="Arial" w:hAnsi="Arial" w:cs="Arial"/>
+          <w:sz w:val="20"/>
+        </w:rPr>
+        <w:t>Đ</w:t>
       </w:r>
       <w:r>
         <w:rPr>
@@ -477,13 +515,13 @@
         <w:rPr>
           <w:rFonts w:ascii="Arial" w:hAnsi="Arial" w:cs="Arial"/>
           <w:sz w:val="20"/>
-          <w:lang w:val="en-US"/>
         </w:rPr>
       </w:pPr>
     </w:p>
     <w:tbl>
       <w:tblPr>
         <w:tblW w:w="5000" w:type="pct"/>
+        <w:tblLayout w:type="fixed"/>
         <w:tblCellMar>
           <w:left w:w="0" w:type="dxa"/>
           <w:right w:w="0" w:type="dxa"/>
@@ -491,19 +529,19 @@
         <w:tblLook w:val="0000" w:firstRow="0" w:lastRow="0" w:firstColumn="0" w:lastColumn="0" w:noHBand="0" w:noVBand="0"/>
       </w:tblPr>
       <w:tblGrid>
-        <w:gridCol w:w="800"/>
-        <w:gridCol w:w="3048"/>
-        <w:gridCol w:w="720"/>
-        <w:gridCol w:w="815"/>
-        <w:gridCol w:w="808"/>
-        <w:gridCol w:w="935"/>
-        <w:gridCol w:w="1029"/>
-        <w:gridCol w:w="1195"/>
+        <w:gridCol w:w="535"/>
+        <w:gridCol w:w="1260"/>
+        <w:gridCol w:w="1232"/>
+        <w:gridCol w:w="1023"/>
+        <w:gridCol w:w="1530"/>
+        <w:gridCol w:w="1449"/>
+        <w:gridCol w:w="1072"/>
+        <w:gridCol w:w="1249"/>
       </w:tblGrid>
       <w:tr>
         <w:tc>
           <w:tcPr>
-            <w:tcW w:w="428" w:type="pct"/>
+            <w:tcW w:w="286" w:type="pct"/>
             <w:vMerge w:val="restart"/>
             <w:tcBorders>
               <w:top w:val="single" w:sz="4" w:space="0" w:color="auto"/>
@@ -536,7 +574,7 @@
         </w:tc>
         <w:tc>
           <w:tcPr>
-            <w:tcW w:w="1630" w:type="pct"/>
+            <w:tcW w:w="674" w:type="pct"/>
             <w:vMerge w:val="restart"/>
             <w:tcBorders>
               <w:top w:val="single" w:sz="4" w:space="0" w:color="auto"/>
@@ -569,7 +607,7 @@
         </w:tc>
         <w:tc>
           <w:tcPr>
-            <w:tcW w:w="385" w:type="pct"/>
+            <w:tcW w:w="659" w:type="pct"/>
             <w:vMerge w:val="restart"/>
             <w:tcBorders>
               <w:top w:val="single" w:sz="4" w:space="0" w:color="auto"/>
@@ -628,7 +666,7 @@
         </w:tc>
         <w:tc>
           <w:tcPr>
-            <w:tcW w:w="436" w:type="pct"/>
+            <w:tcW w:w="547" w:type="pct"/>
             <w:vMerge w:val="restart"/>
             <w:tcBorders>
               <w:top w:val="single" w:sz="4" w:space="0" w:color="auto"/>
@@ -693,7 +731,7 @@
         </w:tc>
         <w:tc>
           <w:tcPr>
-            <w:tcW w:w="932" w:type="pct"/>
+            <w:tcW w:w="1593" w:type="pct"/>
             <w:gridSpan w:val="2"/>
             <w:tcBorders>
               <w:top w:val="single" w:sz="4" w:space="0" w:color="auto"/>
@@ -726,7 +764,7 @@
         </w:tc>
         <w:tc>
           <w:tcPr>
-            <w:tcW w:w="550" w:type="pct"/>
+            <w:tcW w:w="573" w:type="pct"/>
             <w:vMerge w:val="restart"/>
             <w:tcBorders>
               <w:top w:val="single" w:sz="4" w:space="0" w:color="auto"/>
@@ -792,7 +830,7 @@
         </w:tc>
         <w:tc>
           <w:tcPr>
-            <w:tcW w:w="639" w:type="pct"/>
+            <w:tcW w:w="668" w:type="pct"/>
             <w:vMerge w:val="restart"/>
             <w:tcBorders>
               <w:top w:val="single" w:sz="4" w:space="0" w:color="auto"/>
@@ -843,7 +881,7 @@
       <w:tr>
         <w:tc>
           <w:tcPr>
-            <w:tcW w:w="428" w:type="pct"/>
+            <w:tcW w:w="286" w:type="pct"/>
             <w:vMerge/>
             <w:tcBorders>
               <w:top w:val="nil"/>
@@ -868,7 +906,7 @@
         </w:tc>
         <w:tc>
           <w:tcPr>
-            <w:tcW w:w="1630" w:type="pct"/>
+            <w:tcW w:w="674" w:type="pct"/>
             <w:vMerge/>
             <w:tcBorders>
               <w:top w:val="nil"/>
@@ -893,7 +931,7 @@
         </w:tc>
         <w:tc>
           <w:tcPr>
-            <w:tcW w:w="385" w:type="pct"/>
+            <w:tcW w:w="659" w:type="pct"/>
             <w:vMerge/>
             <w:tcBorders>
               <w:top w:val="nil"/>
@@ -918,7 +956,7 @@
         </w:tc>
         <w:tc>
           <w:tcPr>
-            <w:tcW w:w="436" w:type="pct"/>
+            <w:tcW w:w="547" w:type="pct"/>
             <w:vMerge/>
             <w:tcBorders>
               <w:top w:val="nil"/>
@@ -943,7 +981,7 @@
         </w:tc>
         <w:tc>
           <w:tcPr>
-            <w:tcW w:w="432" w:type="pct"/>
+            <w:tcW w:w="818" w:type="pct"/>
             <w:tcBorders>
               <w:top w:val="single" w:sz="4" w:space="0" w:color="auto"/>
               <w:left w:val="single" w:sz="4" w:space="0" w:color="auto"/>
@@ -992,7 +1030,7 @@
         </w:tc>
         <w:tc>
           <w:tcPr>
-            <w:tcW w:w="500" w:type="pct"/>
+            <w:tcW w:w="775" w:type="pct"/>
             <w:tcBorders>
               <w:top w:val="single" w:sz="4" w:space="0" w:color="auto"/>
               <w:left w:val="single" w:sz="4" w:space="0" w:color="auto"/>
@@ -1041,7 +1079,7 @@
         </w:tc>
         <w:tc>
           <w:tcPr>
-            <w:tcW w:w="550" w:type="pct"/>
+            <w:tcW w:w="573" w:type="pct"/>
             <w:vMerge/>
             <w:tcBorders>
               <w:top w:val="nil"/>
@@ -1066,7 +1104,7 @@
         </w:tc>
         <w:tc>
           <w:tcPr>
-            <w:tcW w:w="639" w:type="pct"/>
+            <w:tcW w:w="668" w:type="pct"/>
             <w:vMerge/>
             <w:tcBorders>
               <w:top w:val="nil"/>
@@ -1093,7 +1131,7 @@
       <w:tr>
         <w:tc>
           <w:tcPr>
-            <w:tcW w:w="428" w:type="pct"/>
+            <w:tcW w:w="286" w:type="pct"/>
             <w:tcBorders>
               <w:top w:val="single" w:sz="4" w:space="0" w:color="auto"/>
               <w:left w:val="single" w:sz="4" w:space="0" w:color="auto"/>
@@ -1123,7 +1161,7 @@
         </w:tc>
         <w:tc>
           <w:tcPr>
-            <w:tcW w:w="1630" w:type="pct"/>
+            <w:tcW w:w="674" w:type="pct"/>
             <w:tcBorders>
               <w:top w:val="single" w:sz="4" w:space="0" w:color="auto"/>
               <w:left w:val="single" w:sz="4" w:space="0" w:color="auto"/>
@@ -1153,7 +1191,7 @@
         </w:tc>
         <w:tc>
           <w:tcPr>
-            <w:tcW w:w="385" w:type="pct"/>
+            <w:tcW w:w="659" w:type="pct"/>
             <w:tcBorders>
               <w:top w:val="single" w:sz="4" w:space="0" w:color="auto"/>
               <w:left w:val="single" w:sz="4" w:space="0" w:color="auto"/>
@@ -1185,7 +1223,7 @@
         </w:tc>
         <w:tc>
           <w:tcPr>
-            <w:tcW w:w="436" w:type="pct"/>
+            <w:tcW w:w="547" w:type="pct"/>
             <w:tcBorders>
               <w:top w:val="single" w:sz="4" w:space="0" w:color="auto"/>
               <w:left w:val="single" w:sz="4" w:space="0" w:color="auto"/>
@@ -1215,7 +1253,7 @@
         </w:tc>
         <w:tc>
           <w:tcPr>
-            <w:tcW w:w="432" w:type="pct"/>
+            <w:tcW w:w="818" w:type="pct"/>
             <w:tcBorders>
               <w:top w:val="single" w:sz="4" w:space="0" w:color="auto"/>
               <w:left w:val="single" w:sz="4" w:space="0" w:color="auto"/>
@@ -1245,7 +1283,7 @@
         </w:tc>
         <w:tc>
           <w:tcPr>
-            <w:tcW w:w="500" w:type="pct"/>
+            <w:tcW w:w="775" w:type="pct"/>
             <w:tcBorders>
               <w:top w:val="single" w:sz="4" w:space="0" w:color="auto"/>
               <w:left w:val="single" w:sz="4" w:space="0" w:color="auto"/>
@@ -1275,7 +1313,7 @@
         </w:tc>
         <w:tc>
           <w:tcPr>
-            <w:tcW w:w="550" w:type="pct"/>
+            <w:tcW w:w="573" w:type="pct"/>
             <w:tcBorders>
               <w:top w:val="single" w:sz="4" w:space="0" w:color="auto"/>
               <w:left w:val="single" w:sz="4" w:space="0" w:color="auto"/>
@@ -1305,7 +1343,7 @@
         </w:tc>
         <w:tc>
           <w:tcPr>
-            <w:tcW w:w="639" w:type="pct"/>
+            <w:tcW w:w="668" w:type="pct"/>
             <w:tcBorders>
               <w:top w:val="single" w:sz="4" w:space="0" w:color="auto"/>
               <w:left w:val="single" w:sz="4" w:space="0" w:color="auto"/>
@@ -1337,7 +1375,7 @@
       <w:tr>
         <w:tc>
           <w:tcPr>
-            <w:tcW w:w="428" w:type="pct"/>
+            <w:tcW w:w="286" w:type="pct"/>
             <w:tcBorders>
               <w:top w:val="single" w:sz="4" w:space="0" w:color="auto"/>
               <w:left w:val="single" w:sz="4" w:space="0" w:color="auto"/>
@@ -1353,14 +1391,22 @@
               <w:jc w:val="center"/>
               <w:rPr>
                 <w:rFonts w:ascii="Arial" w:hAnsi="Arial" w:cs="Arial"/>
-                <w:sz w:val="20"/>
-              </w:rPr>
-            </w:pPr>
-          </w:p>
-        </w:tc>
-        <w:tc>
-          <w:tcPr>
-            <w:tcW w:w="1630" w:type="pct"/>
+                <w:sz w:val="16"/>
+                <w:szCs w:val="16"/>
+              </w:rPr>
+            </w:pPr>
+            <w:r>
+              <w:rPr>
+                <w:sz w:val="16"/>
+                <w:szCs w:val="16"/>
+              </w:rPr>
+              <w:t>{{stt}}</w:t>
+            </w:r>
+          </w:p>
+        </w:tc>
+        <w:tc>
+          <w:tcPr>
+            <w:tcW w:w="674" w:type="pct"/>
             <w:tcBorders>
               <w:top w:val="single" w:sz="4" w:space="0" w:color="auto"/>
               <w:left w:val="single" w:sz="4" w:space="0" w:color="auto"/>
@@ -1376,14 +1422,23 @@
               <w:jc w:val="center"/>
               <w:rPr>
                 <w:rFonts w:ascii="Arial" w:hAnsi="Arial" w:cs="Arial"/>
-                <w:sz w:val="20"/>
-              </w:rPr>
-            </w:pPr>
-          </w:p>
-        </w:tc>
-        <w:tc>
-          <w:tcPr>
-            <w:tcW w:w="385" w:type="pct"/>
+                <w:sz w:val="16"/>
+                <w:szCs w:val="16"/>
+              </w:rPr>
+            </w:pPr>
+            <w:r>
+              <w:rPr>
+                <w:sz w:val="16"/>
+                <w:szCs w:val="16"/>
+                <w:lang w:val="en-US"/>
+              </w:rPr>
+              <w:t>{{transaction.details.productName}}</w:t>
+            </w:r>
+          </w:p>
+        </w:tc>
+        <w:tc>
+          <w:tcPr>
+            <w:tcW w:w="659" w:type="pct"/>
             <w:tcBorders>
               <w:top w:val="single" w:sz="4" w:space="0" w:color="auto"/>
               <w:left w:val="single" w:sz="4" w:space="0" w:color="auto"/>
@@ -1399,14 +1454,23 @@
               <w:jc w:val="center"/>
               <w:rPr>
                 <w:rFonts w:ascii="Arial" w:hAnsi="Arial" w:cs="Arial"/>
-                <w:sz w:val="20"/>
-              </w:rPr>
-            </w:pPr>
-          </w:p>
-        </w:tc>
-        <w:tc>
-          <w:tcPr>
-            <w:tcW w:w="436" w:type="pct"/>
+                <w:sz w:val="16"/>
+                <w:szCs w:val="16"/>
+              </w:rPr>
+            </w:pPr>
+            <w:r>
+              <w:rPr>
+                <w:sz w:val="16"/>
+                <w:szCs w:val="16"/>
+                <w:lang w:val="en-US"/>
+              </w:rPr>
+              <w:t>{{transaction.details.productCode}}</w:t>
+            </w:r>
+          </w:p>
+        </w:tc>
+        <w:tc>
+          <w:tcPr>
+            <w:tcW w:w="547" w:type="pct"/>
             <w:tcBorders>
               <w:top w:val="single" w:sz="4" w:space="0" w:color="auto"/>
               <w:left w:val="single" w:sz="4" w:space="0" w:color="auto"/>
@@ -1422,14 +1486,23 @@
               <w:jc w:val="center"/>
               <w:rPr>
                 <w:rFonts w:ascii="Arial" w:hAnsi="Arial" w:cs="Arial"/>
-                <w:sz w:val="20"/>
-              </w:rPr>
-            </w:pPr>
-          </w:p>
-        </w:tc>
-        <w:tc>
-          <w:tcPr>
-            <w:tcW w:w="432" w:type="pct"/>
+                <w:sz w:val="16"/>
+                <w:szCs w:val="16"/>
+              </w:rPr>
+            </w:pPr>
+            <w:r>
+              <w:rPr>
+                <w:sz w:val="16"/>
+                <w:szCs w:val="16"/>
+                <w:lang w:val="en-US"/>
+              </w:rPr>
+              <w:t>{{transaction.details.unit}}</w:t>
+            </w:r>
+          </w:p>
+        </w:tc>
+        <w:tc>
+          <w:tcPr>
+            <w:tcW w:w="818" w:type="pct"/>
             <w:tcBorders>
               <w:top w:val="single" w:sz="4" w:space="0" w:color="auto"/>
               <w:left w:val="single" w:sz="4" w:space="0" w:color="auto"/>
@@ -1442,17 +1515,17 @@
           <w:p>
             <w:pPr>
               <w:spacing w:before="120"/>
-              <w:jc w:val="center"/>
-              <w:rPr>
-                <w:rFonts w:ascii="Arial" w:hAnsi="Arial" w:cs="Arial"/>
-                <w:sz w:val="20"/>
-              </w:rPr>
-            </w:pPr>
-          </w:p>
-        </w:tc>
-        <w:tc>
-          <w:tcPr>
-            <w:tcW w:w="500" w:type="pct"/>
+              <w:rPr>
+                <w:rFonts w:ascii="Arial" w:hAnsi="Arial" w:cs="Arial"/>
+                <w:sz w:val="16"/>
+                <w:szCs w:val="16"/>
+              </w:rPr>
+            </w:pPr>
+          </w:p>
+        </w:tc>
+        <w:tc>
+          <w:tcPr>
+            <w:tcW w:w="775" w:type="pct"/>
             <w:tcBorders>
               <w:top w:val="single" w:sz="4" w:space="0" w:color="auto"/>
               <w:left w:val="single" w:sz="4" w:space="0" w:color="auto"/>
@@ -1468,14 +1541,23 @@
               <w:jc w:val="center"/>
               <w:rPr>
                 <w:rFonts w:ascii="Arial" w:hAnsi="Arial" w:cs="Arial"/>
-                <w:sz w:val="20"/>
-              </w:rPr>
-            </w:pPr>
-          </w:p>
-        </w:tc>
-        <w:tc>
-          <w:tcPr>
-            <w:tcW w:w="550" w:type="pct"/>
+                <w:sz w:val="16"/>
+                <w:szCs w:val="16"/>
+              </w:rPr>
+            </w:pPr>
+            <w:r>
+              <w:rPr>
+                <w:sz w:val="16"/>
+                <w:szCs w:val="16"/>
+                <w:lang w:val="en-US"/>
+              </w:rPr>
+              <w:t>{{transaction.details.actualQuantity}}</w:t>
+            </w:r>
+          </w:p>
+        </w:tc>
+        <w:tc>
+          <w:tcPr>
+            <w:tcW w:w="573" w:type="pct"/>
             <w:tcBorders>
               <w:top w:val="single" w:sz="4" w:space="0" w:color="auto"/>
               <w:left w:val="single" w:sz="4" w:space="0" w:color="auto"/>
@@ -1491,14 +1573,23 @@
               <w:jc w:val="center"/>
               <w:rPr>
                 <w:rFonts w:ascii="Arial" w:hAnsi="Arial" w:cs="Arial"/>
-                <w:sz w:val="20"/>
-              </w:rPr>
-            </w:pPr>
-          </w:p>
-        </w:tc>
-        <w:tc>
-          <w:tcPr>
-            <w:tcW w:w="639" w:type="pct"/>
+                <w:sz w:val="16"/>
+                <w:szCs w:val="16"/>
+              </w:rPr>
+            </w:pPr>
+            <w:r>
+              <w:rPr>
+                <w:sz w:val="16"/>
+                <w:szCs w:val="16"/>
+                <w:lang w:val="en-US"/>
+              </w:rPr>
+              <w:t>{{transaction.details.price}}</w:t>
+            </w:r>
+          </w:p>
+        </w:tc>
+        <w:tc>
+          <w:tcPr>
+            <w:tcW w:w="668" w:type="pct"/>
             <w:tcBorders>
               <w:top w:val="single" w:sz="4" w:space="0" w:color="auto"/>
               <w:left w:val="single" w:sz="4" w:space="0" w:color="auto"/>
@@ -1514,760 +1605,25 @@
               <w:jc w:val="center"/>
               <w:rPr>
                 <w:rFonts w:ascii="Arial" w:hAnsi="Arial" w:cs="Arial"/>
-                <w:sz w:val="20"/>
-              </w:rPr>
-            </w:pPr>
+                <w:sz w:val="16"/>
+                <w:szCs w:val="16"/>
+              </w:rPr>
+            </w:pPr>
+            <w:r>
+              <w:rPr>
+                <w:sz w:val="16"/>
+                <w:szCs w:val="16"/>
+                <w:lang w:val="en-US"/>
+              </w:rPr>
+              <w:t>{{transaction.details.totalPrice}}</w:t>
+            </w:r>
           </w:p>
         </w:tc>
       </w:tr>
       <w:tr>
         <w:tc>
           <w:tcPr>
-            <w:tcW w:w="428" w:type="pct"/>
-            <w:tcBorders>
-              <w:top w:val="single" w:sz="4" w:space="0" w:color="auto"/>
-              <w:left w:val="single" w:sz="4" w:space="0" w:color="auto"/>
-              <w:bottom w:val="nil"/>
-              <w:right w:val="nil"/>
-            </w:tcBorders>
-            <w:shd w:val="clear" w:color="auto" w:fill="FFFFFF"/>
-            <w:vAlign w:val="center"/>
-          </w:tcPr>
-          <w:p>
-            <w:pPr>
-              <w:spacing w:before="120"/>
-              <w:jc w:val="center"/>
-              <w:rPr>
-                <w:rFonts w:ascii="Arial" w:hAnsi="Arial" w:cs="Arial"/>
-                <w:sz w:val="20"/>
-              </w:rPr>
-            </w:pPr>
-          </w:p>
-        </w:tc>
-        <w:tc>
-          <w:tcPr>
-            <w:tcW w:w="1630" w:type="pct"/>
-            <w:tcBorders>
-              <w:top w:val="single" w:sz="4" w:space="0" w:color="auto"/>
-              <w:left w:val="single" w:sz="4" w:space="0" w:color="auto"/>
-              <w:bottom w:val="nil"/>
-              <w:right w:val="nil"/>
-            </w:tcBorders>
-            <w:shd w:val="clear" w:color="auto" w:fill="FFFFFF"/>
-            <w:vAlign w:val="center"/>
-          </w:tcPr>
-          <w:p>
-            <w:pPr>
-              <w:spacing w:before="120"/>
-              <w:jc w:val="center"/>
-              <w:rPr>
-                <w:rFonts w:ascii="Arial" w:hAnsi="Arial" w:cs="Arial"/>
-                <w:sz w:val="20"/>
-              </w:rPr>
-            </w:pPr>
-          </w:p>
-        </w:tc>
-        <w:tc>
-          <w:tcPr>
-            <w:tcW w:w="385" w:type="pct"/>
-            <w:tcBorders>
-              <w:top w:val="single" w:sz="4" w:space="0" w:color="auto"/>
-              <w:left w:val="single" w:sz="4" w:space="0" w:color="auto"/>
-              <w:bottom w:val="nil"/>
-              <w:right w:val="nil"/>
-            </w:tcBorders>
-            <w:shd w:val="clear" w:color="auto" w:fill="FFFFFF"/>
-            <w:vAlign w:val="center"/>
-          </w:tcPr>
-          <w:p>
-            <w:pPr>
-              <w:spacing w:before="120"/>
-              <w:jc w:val="center"/>
-              <w:rPr>
-                <w:rFonts w:ascii="Arial" w:hAnsi="Arial" w:cs="Arial"/>
-                <w:sz w:val="20"/>
-              </w:rPr>
-            </w:pPr>
-          </w:p>
-        </w:tc>
-        <w:tc>
-          <w:tcPr>
-            <w:tcW w:w="436" w:type="pct"/>
-            <w:tcBorders>
-              <w:top w:val="single" w:sz="4" w:space="0" w:color="auto"/>
-              <w:left w:val="single" w:sz="4" w:space="0" w:color="auto"/>
-              <w:bottom w:val="nil"/>
-              <w:right w:val="nil"/>
-            </w:tcBorders>
-            <w:shd w:val="clear" w:color="auto" w:fill="FFFFFF"/>
-            <w:vAlign w:val="center"/>
-          </w:tcPr>
-          <w:p>
-            <w:pPr>
-              <w:spacing w:before="120"/>
-              <w:jc w:val="center"/>
-              <w:rPr>
-                <w:rFonts w:ascii="Arial" w:hAnsi="Arial" w:cs="Arial"/>
-                <w:sz w:val="20"/>
-              </w:rPr>
-            </w:pPr>
-          </w:p>
-        </w:tc>
-        <w:tc>
-          <w:tcPr>
-            <w:tcW w:w="432" w:type="pct"/>
-            <w:tcBorders>
-              <w:top w:val="single" w:sz="4" w:space="0" w:color="auto"/>
-              <w:left w:val="single" w:sz="4" w:space="0" w:color="auto"/>
-              <w:bottom w:val="nil"/>
-              <w:right w:val="nil"/>
-            </w:tcBorders>
-            <w:shd w:val="clear" w:color="auto" w:fill="FFFFFF"/>
-            <w:vAlign w:val="center"/>
-          </w:tcPr>
-          <w:p>
-            <w:pPr>
-              <w:spacing w:before="120"/>
-              <w:jc w:val="center"/>
-              <w:rPr>
-                <w:rFonts w:ascii="Arial" w:hAnsi="Arial" w:cs="Arial"/>
-                <w:sz w:val="20"/>
-              </w:rPr>
-            </w:pPr>
-          </w:p>
-        </w:tc>
-        <w:tc>
-          <w:tcPr>
-            <w:tcW w:w="500" w:type="pct"/>
-            <w:tcBorders>
-              <w:top w:val="single" w:sz="4" w:space="0" w:color="auto"/>
-              <w:left w:val="single" w:sz="4" w:space="0" w:color="auto"/>
-              <w:bottom w:val="nil"/>
-              <w:right w:val="nil"/>
-            </w:tcBorders>
-            <w:shd w:val="clear" w:color="auto" w:fill="FFFFFF"/>
-            <w:vAlign w:val="center"/>
-          </w:tcPr>
-          <w:p>
-            <w:pPr>
-              <w:spacing w:before="120"/>
-              <w:jc w:val="center"/>
-              <w:rPr>
-                <w:rFonts w:ascii="Arial" w:hAnsi="Arial" w:cs="Arial"/>
-                <w:sz w:val="20"/>
-              </w:rPr>
-            </w:pPr>
-          </w:p>
-        </w:tc>
-        <w:tc>
-          <w:tcPr>
-            <w:tcW w:w="550" w:type="pct"/>
-            <w:tcBorders>
-              <w:top w:val="single" w:sz="4" w:space="0" w:color="auto"/>
-              <w:left w:val="single" w:sz="4" w:space="0" w:color="auto"/>
-              <w:bottom w:val="nil"/>
-              <w:right w:val="nil"/>
-            </w:tcBorders>
-            <w:shd w:val="clear" w:color="auto" w:fill="FFFFFF"/>
-            <w:vAlign w:val="center"/>
-          </w:tcPr>
-          <w:p>
-            <w:pPr>
-              <w:spacing w:before="120"/>
-              <w:jc w:val="center"/>
-              <w:rPr>
-                <w:rFonts w:ascii="Arial" w:hAnsi="Arial" w:cs="Arial"/>
-                <w:sz w:val="20"/>
-              </w:rPr>
-            </w:pPr>
-          </w:p>
-        </w:tc>
-        <w:tc>
-          <w:tcPr>
-            <w:tcW w:w="639" w:type="pct"/>
-            <w:tcBorders>
-              <w:top w:val="single" w:sz="4" w:space="0" w:color="auto"/>
-              <w:left w:val="single" w:sz="4" w:space="0" w:color="auto"/>
-              <w:bottom w:val="nil"/>
-              <w:right w:val="single" w:sz="4" w:space="0" w:color="auto"/>
-            </w:tcBorders>
-            <w:shd w:val="clear" w:color="auto" w:fill="FFFFFF"/>
-            <w:vAlign w:val="center"/>
-          </w:tcPr>
-          <w:p>
-            <w:pPr>
-              <w:spacing w:before="120"/>
-              <w:jc w:val="center"/>
-              <w:rPr>
-                <w:rFonts w:ascii="Arial" w:hAnsi="Arial" w:cs="Arial"/>
-                <w:sz w:val="20"/>
-              </w:rPr>
-            </w:pPr>
-          </w:p>
-        </w:tc>
-      </w:tr>
-      <w:tr>
-        <w:tc>
-          <w:tcPr>
-            <w:tcW w:w="428" w:type="pct"/>
-            <w:tcBorders>
-              <w:top w:val="single" w:sz="4" w:space="0" w:color="auto"/>
-              <w:left w:val="single" w:sz="4" w:space="0" w:color="auto"/>
-              <w:bottom w:val="nil"/>
-              <w:right w:val="nil"/>
-            </w:tcBorders>
-            <w:shd w:val="clear" w:color="auto" w:fill="FFFFFF"/>
-            <w:vAlign w:val="center"/>
-          </w:tcPr>
-          <w:p>
-            <w:pPr>
-              <w:spacing w:before="120"/>
-              <w:jc w:val="center"/>
-              <w:rPr>
-                <w:rFonts w:ascii="Arial" w:hAnsi="Arial" w:cs="Arial"/>
-                <w:sz w:val="20"/>
-              </w:rPr>
-            </w:pPr>
-          </w:p>
-        </w:tc>
-        <w:tc>
-          <w:tcPr>
-            <w:tcW w:w="1630" w:type="pct"/>
-            <w:tcBorders>
-              <w:top w:val="single" w:sz="4" w:space="0" w:color="auto"/>
-              <w:left w:val="single" w:sz="4" w:space="0" w:color="auto"/>
-              <w:bottom w:val="nil"/>
-              <w:right w:val="nil"/>
-            </w:tcBorders>
-            <w:shd w:val="clear" w:color="auto" w:fill="FFFFFF"/>
-            <w:vAlign w:val="center"/>
-          </w:tcPr>
-          <w:p>
-            <w:pPr>
-              <w:spacing w:before="120"/>
-              <w:jc w:val="center"/>
-              <w:rPr>
-                <w:rFonts w:ascii="Arial" w:hAnsi="Arial" w:cs="Arial"/>
-                <w:sz w:val="20"/>
-              </w:rPr>
-            </w:pPr>
-          </w:p>
-        </w:tc>
-        <w:tc>
-          <w:tcPr>
-            <w:tcW w:w="385" w:type="pct"/>
-            <w:tcBorders>
-              <w:top w:val="single" w:sz="4" w:space="0" w:color="auto"/>
-              <w:left w:val="single" w:sz="4" w:space="0" w:color="auto"/>
-              <w:bottom w:val="nil"/>
-              <w:right w:val="nil"/>
-            </w:tcBorders>
-            <w:shd w:val="clear" w:color="auto" w:fill="FFFFFF"/>
-            <w:vAlign w:val="center"/>
-          </w:tcPr>
-          <w:p>
-            <w:pPr>
-              <w:spacing w:before="120"/>
-              <w:jc w:val="center"/>
-              <w:rPr>
-                <w:rFonts w:ascii="Arial" w:hAnsi="Arial" w:cs="Arial"/>
-                <w:sz w:val="20"/>
-              </w:rPr>
-            </w:pPr>
-          </w:p>
-        </w:tc>
-        <w:tc>
-          <w:tcPr>
-            <w:tcW w:w="436" w:type="pct"/>
-            <w:tcBorders>
-              <w:top w:val="single" w:sz="4" w:space="0" w:color="auto"/>
-              <w:left w:val="single" w:sz="4" w:space="0" w:color="auto"/>
-              <w:bottom w:val="nil"/>
-              <w:right w:val="nil"/>
-            </w:tcBorders>
-            <w:shd w:val="clear" w:color="auto" w:fill="FFFFFF"/>
-            <w:vAlign w:val="center"/>
-          </w:tcPr>
-          <w:p>
-            <w:pPr>
-              <w:spacing w:before="120"/>
-              <w:jc w:val="center"/>
-              <w:rPr>
-                <w:rFonts w:ascii="Arial" w:hAnsi="Arial" w:cs="Arial"/>
-                <w:sz w:val="20"/>
-              </w:rPr>
-            </w:pPr>
-          </w:p>
-        </w:tc>
-        <w:tc>
-          <w:tcPr>
-            <w:tcW w:w="432" w:type="pct"/>
-            <w:tcBorders>
-              <w:top w:val="single" w:sz="4" w:space="0" w:color="auto"/>
-              <w:left w:val="single" w:sz="4" w:space="0" w:color="auto"/>
-              <w:bottom w:val="nil"/>
-              <w:right w:val="nil"/>
-            </w:tcBorders>
-            <w:shd w:val="clear" w:color="auto" w:fill="FFFFFF"/>
-            <w:vAlign w:val="center"/>
-          </w:tcPr>
-          <w:p>
-            <w:pPr>
-              <w:spacing w:before="120"/>
-              <w:jc w:val="center"/>
-              <w:rPr>
-                <w:rFonts w:ascii="Arial" w:hAnsi="Arial" w:cs="Arial"/>
-                <w:sz w:val="20"/>
-              </w:rPr>
-            </w:pPr>
-          </w:p>
-        </w:tc>
-        <w:tc>
-          <w:tcPr>
-            <w:tcW w:w="500" w:type="pct"/>
-            <w:tcBorders>
-              <w:top w:val="single" w:sz="4" w:space="0" w:color="auto"/>
-              <w:left w:val="single" w:sz="4" w:space="0" w:color="auto"/>
-              <w:bottom w:val="nil"/>
-              <w:right w:val="nil"/>
-            </w:tcBorders>
-            <w:shd w:val="clear" w:color="auto" w:fill="FFFFFF"/>
-            <w:vAlign w:val="center"/>
-          </w:tcPr>
-          <w:p>
-            <w:pPr>
-              <w:spacing w:before="120"/>
-              <w:jc w:val="center"/>
-              <w:rPr>
-                <w:rFonts w:ascii="Arial" w:hAnsi="Arial" w:cs="Arial"/>
-                <w:sz w:val="20"/>
-              </w:rPr>
-            </w:pPr>
-          </w:p>
-        </w:tc>
-        <w:tc>
-          <w:tcPr>
-            <w:tcW w:w="550" w:type="pct"/>
-            <w:tcBorders>
-              <w:top w:val="single" w:sz="4" w:space="0" w:color="auto"/>
-              <w:left w:val="single" w:sz="4" w:space="0" w:color="auto"/>
-              <w:bottom w:val="nil"/>
-              <w:right w:val="nil"/>
-            </w:tcBorders>
-            <w:shd w:val="clear" w:color="auto" w:fill="FFFFFF"/>
-            <w:vAlign w:val="center"/>
-          </w:tcPr>
-          <w:p>
-            <w:pPr>
-              <w:spacing w:before="120"/>
-              <w:jc w:val="center"/>
-              <w:rPr>
-                <w:rFonts w:ascii="Arial" w:hAnsi="Arial" w:cs="Arial"/>
-                <w:sz w:val="20"/>
-              </w:rPr>
-            </w:pPr>
-          </w:p>
-        </w:tc>
-        <w:tc>
-          <w:tcPr>
-            <w:tcW w:w="639" w:type="pct"/>
-            <w:tcBorders>
-              <w:top w:val="single" w:sz="4" w:space="0" w:color="auto"/>
-              <w:left w:val="single" w:sz="4" w:space="0" w:color="auto"/>
-              <w:bottom w:val="nil"/>
-              <w:right w:val="single" w:sz="4" w:space="0" w:color="auto"/>
-            </w:tcBorders>
-            <w:shd w:val="clear" w:color="auto" w:fill="FFFFFF"/>
-            <w:vAlign w:val="center"/>
-          </w:tcPr>
-          <w:p>
-            <w:pPr>
-              <w:spacing w:before="120"/>
-              <w:jc w:val="center"/>
-              <w:rPr>
-                <w:rFonts w:ascii="Arial" w:hAnsi="Arial" w:cs="Arial"/>
-                <w:sz w:val="20"/>
-              </w:rPr>
-            </w:pPr>
-          </w:p>
-        </w:tc>
-      </w:tr>
-      <w:tr>
-        <w:tc>
-          <w:tcPr>
-            <w:tcW w:w="428" w:type="pct"/>
-            <w:tcBorders>
-              <w:top w:val="single" w:sz="4" w:space="0" w:color="auto"/>
-              <w:left w:val="single" w:sz="4" w:space="0" w:color="auto"/>
-              <w:bottom w:val="nil"/>
-              <w:right w:val="nil"/>
-            </w:tcBorders>
-            <w:shd w:val="clear" w:color="auto" w:fill="FFFFFF"/>
-            <w:vAlign w:val="center"/>
-          </w:tcPr>
-          <w:p>
-            <w:pPr>
-              <w:spacing w:before="120"/>
-              <w:jc w:val="center"/>
-              <w:rPr>
-                <w:rFonts w:ascii="Arial" w:hAnsi="Arial" w:cs="Arial"/>
-                <w:sz w:val="20"/>
-              </w:rPr>
-            </w:pPr>
-          </w:p>
-        </w:tc>
-        <w:tc>
-          <w:tcPr>
-            <w:tcW w:w="1630" w:type="pct"/>
-            <w:tcBorders>
-              <w:top w:val="single" w:sz="4" w:space="0" w:color="auto"/>
-              <w:left w:val="single" w:sz="4" w:space="0" w:color="auto"/>
-              <w:bottom w:val="nil"/>
-              <w:right w:val="nil"/>
-            </w:tcBorders>
-            <w:shd w:val="clear" w:color="auto" w:fill="FFFFFF"/>
-            <w:vAlign w:val="center"/>
-          </w:tcPr>
-          <w:p>
-            <w:pPr>
-              <w:spacing w:before="120"/>
-              <w:jc w:val="center"/>
-              <w:rPr>
-                <w:rFonts w:ascii="Arial" w:hAnsi="Arial" w:cs="Arial"/>
-                <w:sz w:val="20"/>
-              </w:rPr>
-            </w:pPr>
-          </w:p>
-        </w:tc>
-        <w:tc>
-          <w:tcPr>
-            <w:tcW w:w="385" w:type="pct"/>
-            <w:tcBorders>
-              <w:top w:val="single" w:sz="4" w:space="0" w:color="auto"/>
-              <w:left w:val="single" w:sz="4" w:space="0" w:color="auto"/>
-              <w:bottom w:val="nil"/>
-              <w:right w:val="nil"/>
-            </w:tcBorders>
-            <w:shd w:val="clear" w:color="auto" w:fill="FFFFFF"/>
-            <w:vAlign w:val="center"/>
-          </w:tcPr>
-          <w:p>
-            <w:pPr>
-              <w:spacing w:before="120"/>
-              <w:jc w:val="center"/>
-              <w:rPr>
-                <w:rFonts w:ascii="Arial" w:hAnsi="Arial" w:cs="Arial"/>
-                <w:sz w:val="20"/>
-              </w:rPr>
-            </w:pPr>
-          </w:p>
-        </w:tc>
-        <w:tc>
-          <w:tcPr>
-            <w:tcW w:w="436" w:type="pct"/>
-            <w:tcBorders>
-              <w:top w:val="single" w:sz="4" w:space="0" w:color="auto"/>
-              <w:left w:val="single" w:sz="4" w:space="0" w:color="auto"/>
-              <w:bottom w:val="nil"/>
-              <w:right w:val="nil"/>
-            </w:tcBorders>
-            <w:shd w:val="clear" w:color="auto" w:fill="FFFFFF"/>
-            <w:vAlign w:val="center"/>
-          </w:tcPr>
-          <w:p>
-            <w:pPr>
-              <w:spacing w:before="120"/>
-              <w:jc w:val="center"/>
-              <w:rPr>
-                <w:rFonts w:ascii="Arial" w:hAnsi="Arial" w:cs="Arial"/>
-                <w:sz w:val="20"/>
-              </w:rPr>
-            </w:pPr>
-          </w:p>
-        </w:tc>
-        <w:tc>
-          <w:tcPr>
-            <w:tcW w:w="432" w:type="pct"/>
-            <w:tcBorders>
-              <w:top w:val="single" w:sz="4" w:space="0" w:color="auto"/>
-              <w:left w:val="single" w:sz="4" w:space="0" w:color="auto"/>
-              <w:bottom w:val="nil"/>
-              <w:right w:val="nil"/>
-            </w:tcBorders>
-            <w:shd w:val="clear" w:color="auto" w:fill="FFFFFF"/>
-            <w:vAlign w:val="center"/>
-          </w:tcPr>
-          <w:p>
-            <w:pPr>
-              <w:spacing w:before="120"/>
-              <w:jc w:val="center"/>
-              <w:rPr>
-                <w:rFonts w:ascii="Arial" w:hAnsi="Arial" w:cs="Arial"/>
-                <w:sz w:val="20"/>
-              </w:rPr>
-            </w:pPr>
-          </w:p>
-        </w:tc>
-        <w:tc>
-          <w:tcPr>
-            <w:tcW w:w="500" w:type="pct"/>
-            <w:tcBorders>
-              <w:top w:val="single" w:sz="4" w:space="0" w:color="auto"/>
-              <w:left w:val="single" w:sz="4" w:space="0" w:color="auto"/>
-              <w:bottom w:val="nil"/>
-              <w:right w:val="nil"/>
-            </w:tcBorders>
-            <w:shd w:val="clear" w:color="auto" w:fill="FFFFFF"/>
-            <w:vAlign w:val="center"/>
-          </w:tcPr>
-          <w:p>
-            <w:pPr>
-              <w:spacing w:before="120"/>
-              <w:jc w:val="center"/>
-              <w:rPr>
-                <w:rFonts w:ascii="Arial" w:hAnsi="Arial" w:cs="Arial"/>
-                <w:sz w:val="20"/>
-              </w:rPr>
-            </w:pPr>
-          </w:p>
-        </w:tc>
-        <w:tc>
-          <w:tcPr>
-            <w:tcW w:w="550" w:type="pct"/>
-            <w:tcBorders>
-              <w:top w:val="single" w:sz="4" w:space="0" w:color="auto"/>
-              <w:left w:val="single" w:sz="4" w:space="0" w:color="auto"/>
-              <w:bottom w:val="nil"/>
-              <w:right w:val="nil"/>
-            </w:tcBorders>
-            <w:shd w:val="clear" w:color="auto" w:fill="FFFFFF"/>
-            <w:vAlign w:val="center"/>
-          </w:tcPr>
-          <w:p>
-            <w:pPr>
-              <w:spacing w:before="120"/>
-              <w:jc w:val="center"/>
-              <w:rPr>
-                <w:rFonts w:ascii="Arial" w:hAnsi="Arial" w:cs="Arial"/>
-                <w:sz w:val="20"/>
-              </w:rPr>
-            </w:pPr>
-          </w:p>
-        </w:tc>
-        <w:tc>
-          <w:tcPr>
-            <w:tcW w:w="639" w:type="pct"/>
-            <w:tcBorders>
-              <w:top w:val="single" w:sz="4" w:space="0" w:color="auto"/>
-              <w:left w:val="single" w:sz="4" w:space="0" w:color="auto"/>
-              <w:bottom w:val="nil"/>
-              <w:right w:val="single" w:sz="4" w:space="0" w:color="auto"/>
-            </w:tcBorders>
-            <w:shd w:val="clear" w:color="auto" w:fill="FFFFFF"/>
-            <w:vAlign w:val="center"/>
-          </w:tcPr>
-          <w:p>
-            <w:pPr>
-              <w:spacing w:before="120"/>
-              <w:jc w:val="center"/>
-              <w:rPr>
-                <w:rFonts w:ascii="Arial" w:hAnsi="Arial" w:cs="Arial"/>
-                <w:sz w:val="20"/>
-              </w:rPr>
-            </w:pPr>
-          </w:p>
-        </w:tc>
-      </w:tr>
-      <w:tr>
-        <w:tc>
-          <w:tcPr>
-            <w:tcW w:w="428" w:type="pct"/>
-            <w:tcBorders>
-              <w:top w:val="single" w:sz="4" w:space="0" w:color="auto"/>
-              <w:left w:val="single" w:sz="4" w:space="0" w:color="auto"/>
-              <w:bottom w:val="nil"/>
-              <w:right w:val="nil"/>
-            </w:tcBorders>
-            <w:shd w:val="clear" w:color="auto" w:fill="FFFFFF"/>
-            <w:vAlign w:val="center"/>
-          </w:tcPr>
-          <w:p>
-            <w:pPr>
-              <w:spacing w:before="120"/>
-              <w:jc w:val="center"/>
-              <w:rPr>
-                <w:rFonts w:ascii="Arial" w:hAnsi="Arial" w:cs="Arial"/>
-                <w:sz w:val="20"/>
-              </w:rPr>
-            </w:pPr>
-          </w:p>
-        </w:tc>
-        <w:tc>
-          <w:tcPr>
-            <w:tcW w:w="1630" w:type="pct"/>
-            <w:tcBorders>
-              <w:top w:val="single" w:sz="4" w:space="0" w:color="auto"/>
-              <w:left w:val="single" w:sz="4" w:space="0" w:color="auto"/>
-              <w:bottom w:val="nil"/>
-              <w:right w:val="nil"/>
-            </w:tcBorders>
-            <w:shd w:val="clear" w:color="auto" w:fill="FFFFFF"/>
-            <w:vAlign w:val="center"/>
-          </w:tcPr>
-          <w:p>
-            <w:pPr>
-              <w:spacing w:before="120"/>
-              <w:jc w:val="center"/>
-              <w:rPr>
-                <w:rFonts w:ascii="Arial" w:hAnsi="Arial" w:cs="Arial"/>
-                <w:sz w:val="20"/>
-              </w:rPr>
-            </w:pPr>
-          </w:p>
-        </w:tc>
-        <w:tc>
-          <w:tcPr>
-            <w:tcW w:w="385" w:type="pct"/>
-            <w:tcBorders>
-              <w:top w:val="single" w:sz="4" w:space="0" w:color="auto"/>
-              <w:left w:val="single" w:sz="4" w:space="0" w:color="auto"/>
-              <w:bottom w:val="nil"/>
-              <w:right w:val="nil"/>
-            </w:tcBorders>
-            <w:shd w:val="clear" w:color="auto" w:fill="FFFFFF"/>
-            <w:vAlign w:val="center"/>
-          </w:tcPr>
-          <w:p>
-            <w:pPr>
-              <w:spacing w:before="120"/>
-              <w:jc w:val="center"/>
-              <w:rPr>
-                <w:rFonts w:ascii="Arial" w:hAnsi="Arial" w:cs="Arial"/>
-                <w:sz w:val="20"/>
-              </w:rPr>
-            </w:pPr>
-          </w:p>
-        </w:tc>
-        <w:tc>
-          <w:tcPr>
-            <w:tcW w:w="436" w:type="pct"/>
-            <w:tcBorders>
-              <w:top w:val="single" w:sz="4" w:space="0" w:color="auto"/>
-              <w:left w:val="single" w:sz="4" w:space="0" w:color="auto"/>
-              <w:bottom w:val="nil"/>
-              <w:right w:val="nil"/>
-            </w:tcBorders>
-            <w:shd w:val="clear" w:color="auto" w:fill="FFFFFF"/>
-            <w:vAlign w:val="center"/>
-          </w:tcPr>
-          <w:p>
-            <w:pPr>
-              <w:spacing w:before="120"/>
-              <w:jc w:val="center"/>
-              <w:rPr>
-                <w:rFonts w:ascii="Arial" w:hAnsi="Arial" w:cs="Arial"/>
-                <w:sz w:val="20"/>
-              </w:rPr>
-            </w:pPr>
-          </w:p>
-        </w:tc>
-        <w:tc>
-          <w:tcPr>
-            <w:tcW w:w="432" w:type="pct"/>
-            <w:tcBorders>
-              <w:top w:val="single" w:sz="4" w:space="0" w:color="auto"/>
-              <w:left w:val="single" w:sz="4" w:space="0" w:color="auto"/>
-              <w:bottom w:val="nil"/>
-              <w:right w:val="nil"/>
-            </w:tcBorders>
-            <w:shd w:val="clear" w:color="auto" w:fill="FFFFFF"/>
-            <w:vAlign w:val="center"/>
-          </w:tcPr>
-          <w:p>
-            <w:pPr>
-              <w:spacing w:before="120"/>
-              <w:jc w:val="center"/>
-              <w:rPr>
-                <w:rFonts w:ascii="Arial" w:hAnsi="Arial" w:cs="Arial"/>
-                <w:sz w:val="20"/>
-              </w:rPr>
-            </w:pPr>
-          </w:p>
-        </w:tc>
-        <w:tc>
-          <w:tcPr>
-            <w:tcW w:w="500" w:type="pct"/>
-            <w:tcBorders>
-              <w:top w:val="single" w:sz="4" w:space="0" w:color="auto"/>
-              <w:left w:val="single" w:sz="4" w:space="0" w:color="auto"/>
-              <w:bottom w:val="nil"/>
-              <w:right w:val="nil"/>
-            </w:tcBorders>
-            <w:shd w:val="clear" w:color="auto" w:fill="FFFFFF"/>
-            <w:vAlign w:val="center"/>
-          </w:tcPr>
-          <w:p>
-            <w:pPr>
-              <w:spacing w:before="120"/>
-              <w:jc w:val="center"/>
-              <w:rPr>
-                <w:rFonts w:ascii="Arial" w:hAnsi="Arial" w:cs="Arial"/>
-                <w:sz w:val="20"/>
-              </w:rPr>
-            </w:pPr>
-          </w:p>
-        </w:tc>
-        <w:tc>
-          <w:tcPr>
-            <w:tcW w:w="550" w:type="pct"/>
-            <w:tcBorders>
-              <w:top w:val="single" w:sz="4" w:space="0" w:color="auto"/>
-              <w:left w:val="single" w:sz="4" w:space="0" w:color="auto"/>
-              <w:bottom w:val="nil"/>
-              <w:right w:val="nil"/>
-            </w:tcBorders>
-            <w:shd w:val="clear" w:color="auto" w:fill="FFFFFF"/>
-            <w:vAlign w:val="center"/>
-          </w:tcPr>
-          <w:p>
-            <w:pPr>
-              <w:spacing w:before="120"/>
-              <w:jc w:val="center"/>
-              <w:rPr>
-                <w:rFonts w:ascii="Arial" w:hAnsi="Arial" w:cs="Arial"/>
-                <w:sz w:val="20"/>
-              </w:rPr>
-            </w:pPr>
-          </w:p>
-        </w:tc>
-        <w:tc>
-          <w:tcPr>
-            <w:tcW w:w="639" w:type="pct"/>
-            <w:tcBorders>
-              <w:top w:val="single" w:sz="4" w:space="0" w:color="auto"/>
-              <w:left w:val="single" w:sz="4" w:space="0" w:color="auto"/>
-              <w:bottom w:val="nil"/>
-              <w:right w:val="single" w:sz="4" w:space="0" w:color="auto"/>
-            </w:tcBorders>
-            <w:shd w:val="clear" w:color="auto" w:fill="FFFFFF"/>
-            <w:vAlign w:val="center"/>
-          </w:tcPr>
-          <w:p>
-            <w:pPr>
-              <w:spacing w:before="120"/>
-              <w:jc w:val="center"/>
-              <w:rPr>
-                <w:rFonts w:ascii="Arial" w:hAnsi="Arial" w:cs="Arial"/>
-                <w:sz w:val="20"/>
-              </w:rPr>
-            </w:pPr>
-          </w:p>
-        </w:tc>
-      </w:tr>
-      <w:tr>
-        <w:tc>
-          <w:tcPr>
-            <w:tcW w:w="2058" w:type="pct"/>
+            <w:tcW w:w="960" w:type="pct"/>
             <w:gridSpan w:val="2"/>
             <w:tcBorders>
               <w:top w:val="single" w:sz="4" w:space="0" w:color="auto"/>
@@ -2301,7 +1657,7 @@
         </w:tc>
         <w:tc>
           <w:tcPr>
-            <w:tcW w:w="385" w:type="pct"/>
+            <w:tcW w:w="659" w:type="pct"/>
             <w:tcBorders>
               <w:top w:val="single" w:sz="4" w:space="0" w:color="auto"/>
               <w:left w:val="single" w:sz="4" w:space="0" w:color="auto"/>
@@ -2333,7 +1689,7 @@
         </w:tc>
         <w:tc>
           <w:tcPr>
-            <w:tcW w:w="436" w:type="pct"/>
+            <w:tcW w:w="547" w:type="pct"/>
             <w:tcBorders>
               <w:top w:val="single" w:sz="4" w:space="0" w:color="auto"/>
               <w:left w:val="single" w:sz="4" w:space="0" w:color="auto"/>
@@ -2365,7 +1721,7 @@
         </w:tc>
         <w:tc>
           <w:tcPr>
-            <w:tcW w:w="432" w:type="pct"/>
+            <w:tcW w:w="818" w:type="pct"/>
             <w:tcBorders>
               <w:top w:val="single" w:sz="4" w:space="0" w:color="auto"/>
               <w:left w:val="single" w:sz="4" w:space="0" w:color="auto"/>
@@ -2397,7 +1753,7 @@
         </w:tc>
         <w:tc>
           <w:tcPr>
-            <w:tcW w:w="500" w:type="pct"/>
+            <w:tcW w:w="775" w:type="pct"/>
             <w:tcBorders>
               <w:top w:val="single" w:sz="4" w:space="0" w:color="auto"/>
               <w:left w:val="single" w:sz="4" w:space="0" w:color="auto"/>
@@ -2429,7 +1785,7 @@
         </w:tc>
         <w:tc>
           <w:tcPr>
-            <w:tcW w:w="550" w:type="pct"/>
+            <w:tcW w:w="573" w:type="pct"/>
             <w:tcBorders>
               <w:top w:val="single" w:sz="4" w:space="0" w:color="auto"/>
               <w:left w:val="single" w:sz="4" w:space="0" w:color="auto"/>
@@ -2461,7 +1817,7 @@
         </w:tc>
         <w:tc>
           <w:tcPr>
-            <w:tcW w:w="639" w:type="pct"/>
+            <w:tcW w:w="668" w:type="pct"/>
             <w:tcBorders>
               <w:top w:val="single" w:sz="4" w:space="0" w:color="auto"/>
               <w:left w:val="single" w:sz="4" w:space="0" w:color="auto"/>
@@ -2478,9 +1834,20 @@
               <w:rPr>
                 <w:rFonts w:ascii="Arial" w:hAnsi="Arial" w:cs="Arial"/>
                 <w:b/>
-                <w:sz w:val="20"/>
-              </w:rPr>
-            </w:pPr>
+                <w:sz w:val="16"/>
+                <w:szCs w:val="16"/>
+              </w:rPr>
+            </w:pPr>
+            <w:r>
+              <w:rPr>
+                <w:b/>
+                <w:bCs/>
+                <w:sz w:val="16"/>
+                <w:szCs w:val="16"/>
+                <w:lang w:val="en-US"/>
+              </w:rPr>
+              <w:t>{{grandTotal}}</w:t>
+            </w:r>
           </w:p>
         </w:tc>
       </w:tr>
@@ -2522,7 +1889,18 @@
           <w:rFonts w:ascii="Arial" w:hAnsi="Arial" w:cs="Arial"/>
           <w:sz w:val="20"/>
         </w:rPr>
-        <w:tab/>
+        <w:t xml:space="preserve"> </w:t>
+      </w:r>
+      <w:r>
+        <w:rPr>
+          <w:b/>
+          <w:bCs/>
+          <w:i/>
+          <w:iCs/>
+          <w:sz w:val="20"/>
+          <w:szCs w:val="20"/>
+        </w:rPr>
+        <w:t>{{grandTotalInText}}</w:t>
       </w:r>
     </w:p>
     <w:p>
@@ -2778,7 +2156,47 @@
                 <w:i/>
                 <w:sz w:val="20"/>
               </w:rPr>
-              <w:t>Ngày... tháng... năm..</w:t>
+              <w:t>Ngày</w:t>
+            </w:r>
+            <w:r>
+              <w:rPr>
+                <w:rFonts w:ascii="Arial" w:hAnsi="Arial" w:cs="Arial"/>
+                <w:i/>
+                <w:sz w:val="20"/>
+              </w:rPr>
+              <w:t xml:space="preserve"> {{day}}</w:t>
+            </w:r>
+            <w:r>
+              <w:rPr>
+                <w:rFonts w:ascii="Arial" w:hAnsi="Arial" w:cs="Arial"/>
+                <w:i/>
+                <w:sz w:val="20"/>
+              </w:rPr>
+              <w:t xml:space="preserve"> tháng</w:t>
+            </w:r>
+            <w:r>
+              <w:rPr>
+                <w:rFonts w:ascii="Arial" w:hAnsi="Arial" w:cs="Arial"/>
+                <w:i/>
+                <w:sz w:val="20"/>
+              </w:rPr>
+              <w:t xml:space="preserve"> {{month}}</w:t>
+            </w:r>
+            <w:r>
+              <w:rPr>
+                <w:rFonts w:ascii="Arial" w:hAnsi="Arial" w:cs="Arial"/>
+                <w:i/>
+                <w:sz w:val="20"/>
+              </w:rPr>
+              <w:t xml:space="preserve"> năm</w:t>
+            </w:r>
+            <w:r>
+              <w:rPr>
+                <w:rFonts w:ascii="Arial" w:hAnsi="Arial" w:cs="Arial"/>
+                <w:i/>
+                <w:sz w:val="20"/>
+              </w:rPr>
+              <w:t xml:space="preserve"> {{year}}</w:t>
             </w:r>
           </w:p>
         </w:tc>
@@ -2800,7 +2218,6 @@
                 <w:rFonts w:ascii="Arial" w:hAnsi="Arial" w:cs="Arial"/>
                 <w:b/>
                 <w:sz w:val="20"/>
-                <w:lang w:val="en-US"/>
               </w:rPr>
             </w:pPr>
           </w:p>
